--- a/docs/proposal/C004_600201_2024_Machimbo_proposal_corrected.docx
+++ b/docs/proposal/C004_600201_2024_Machimbo_proposal_corrected.docx
@@ -186,7 +186,7 @@
           <w:sz w:val="24"/>
           <w:szCs w:val="24"/>
         </w:rPr>
-        <w:t xml:space="preserve"> 70/15/15 stratified customer split (was "40/15/15" and "chronological"); Optuna TPE tuning (was "random search"); scale_pos_weight ranges; early stopping and learning curves; SMOTE+ENN redone inside every cross-validation fold; ten-fold paired t-tests with Holm's correction; inference time and model size; the 25 core features (new Table 3.1); the untreated default XGBoost reference; FastAPI + React deployment (was Streamlit); the SHAP–LIME agreement rule. Sections 3.3 and 3.8–3.12 and Appendix B.</w:t>
+        <w:t xml:space="preserve"> 70/15/15 stratified customer split (was "40/15/15" and "chronological"); Optuna TPE tuning (was "random search"); scale_pos_weight ranges; early stopping and learning curves; SMOTE+ENN redone inside every cross-validation fold; Platt calibration on validation; significance on the test set by a paired stratified bootstrap and McNemar's test, with Holm's correction; inference time and model size; the 25 core features (new Table 3.1); the untreated default XGBoost reference; FastAPI + React deployment (was Streamlit); the SHAP–LIME agreement rule. Sections 3.3 and 3.8–3.12 and Appendix B.</w:t>
       </w:r>
     </w:p>
     <w:p>
@@ -211,7 +211,7 @@
           <w:sz w:val="24"/>
           <w:szCs w:val="24"/>
         </w:rPr>
-        <w:t xml:space="preserve"> Buzau et al. (2019) studied Endesa (Spain) data; it is not a review of 47 SGCC papers. Punmiya and Choe (2019) used the Irish CER dataset, not SGCC. Zheng et al. (2018) reported MAP@100 of about 96%, not 75.8% recall. Li et al. (2019) and Gao et al. (2020) are now described as in their titles. Garbled in-text citations in 2.4.1 cleaned up. Missing references added: Akiba et al. (2019), Creswell (2014), Holm (1979), Lemaître et al. (2017), Lundberg and Lee (2017), Republic of Kenya (2019), Ribeiro et al. (2016), Shadish et al. (2002).</w:t>
+        <w:t xml:space="preserve"> Buzau et al. (2019) studied Endesa (Spain) data; it is not a review of 47 SGCC papers. Punmiya and Choe (2019) used the Irish CER dataset, not SGCC. Zheng et al. (2018) reported MAP@100 of about 96%, not 75.8% recall. Li et al. (2019) and Gao et al. (2020) are now described as in their titles. Garbled in-text citations in 2.4.1 cleaned up. Missing references added: Akiba et al. (2019), Creswell (2014), Efron and Tibshirani (1993), Holm (1979), Lemaître et al. (2017), Lundberg and Lee (2017), McNemar (1947), Platt (1999), Republic of Kenya (2019), Ribeiro et al. (2016), Shadish et al. (2002).</w:t>
       </w:r>
     </w:p>
     <w:p>
@@ -3208,7 +3208,7 @@
           <w:szCs w:val="24"/>
           <w:highlight w:val="yellow"/>
         </w:rPr>
-        <w:t xml:space="preserve">Customers are split, stratified by class, into training (70%), validation (15%) and test (15%) sets. SMOTE and ENN are applied to the training data only, and are redone inside every cross-validation fold, so no resampled observation leaks into the data used for evaluation; the validation and test sets keep the real class distribution that a utility would face. XGBoost hyperparameters are then tuned with Optuna using five-fold stratified cross-validation on the area under the precision-recall curve, with early stopping on the validation set, and the decision threshold is chosen to maximise the F1-score on the validation set.</w:t>
+        <w:t xml:space="preserve">Customers are split, stratified by class, into training (70%), validation (15%) and test (15%) sets. SMOTE and ENN are applied to the training data only, and are redone inside every cross-validation fold, so no resampled observation leaks into the data used for evaluation; the validation and test sets keep the real class distribution that a utility would face. XGBoost hyperparameters are then tuned with Optuna using five-fold stratified cross-validation on the area under the precision-recall curve, with early stopping on the validation set. Each model's scores are calibrated on the validation set with Platt scaling, so that they can be read as probabilities, and the decision threshold is chosen to maximise the F1-score on the calibrated validation probabilities.</w:t>
       </w:r>
     </w:p>
     <w:p>
@@ -3223,7 +3223,7 @@
           <w:szCs w:val="24"/>
           <w:highlight w:val="yellow"/>
         </w:rPr>
-        <w:t xml:space="preserve">As an additional experimental contribution, the framework is compared under identical conditions with standard XGBoost without resampling, Random Forest with SMOTE and Logistic Regression with SMOTE. Performance is measured with Recall, Precision, F1-score, AUC-ROC, AUC-PR, G-Mean and the Matthews Correlation Coefficient (MCC), together with training time, inference time per customer and model size, to assess whether the approach is practical for utilities that run on ordinary CPU hardware. Differences between methods are tested for statistical significance over ten cross-validation folds. The study thereby provides empirical evidence on whether combining data-level treatment of extreme imbalance with a tuned gradient-boosting classifier improves the detection of electricity theft.</w:t>
+        <w:t xml:space="preserve">As an additional experimental contribution, the framework is compared under identical conditions with standard XGBoost without resampling, Random Forest with SMOTE and Logistic Regression with SMOTE. Performance is measured with Recall, Precision, F1-score, AUC-ROC, AUC-PR, G-Mean and the Matthews Correlation Coefficient (MCC), together with training time, inference time per customer and model size, to assess whether the approach is practical for utilities that run on ordinary CPU hardware. Differences between methods are tested for statistical significance on the held-out test set, with a paired stratified bootstrap and McNemar's test. The study thereby provides empirical evidence on whether combining data-level treatment of extreme imbalance with a tuned gradient-boosting classifier improves the detection of electricity theft.</w:t>
       </w:r>
     </w:p>
     <w:p>
@@ -11863,7 +11863,7 @@
           <w:szCs w:val="24"/>
           <w:highlight w:val="yellow"/>
         </w:rPr>
-        <w:t xml:space="preserve">Hyperparameters are tuned with Optuna (Akiba et al., 2019), using its Tree-structured Parzen Estimator sampler, over 40 trials with five-fold stratified cross-validation on the training customers. Each trial is scored by the cross-validated area under the precision-recall curve (AUC-PR), the metric most informative for a rare positive class. The search space follows Table 2.3 and covers n_estimators (100–500), max_depth (3–9), learning_rate (0.01–0.3, log scale), min_child_weight, subsample, colsample_bytree, gamma, reg_alpha and reg_lambda (0.001–10 and 0.01–20, log scale; the higher upper bounds allow the stronger regularisation that SMOTE-augmented data may need) and scale_pos_weight. The same search is run for the proposed pipeline and for standard XGBoost, so that both are optimised equally.</w:t>
+        <w:t xml:space="preserve">Hyperparameters are tuned with Optuna (Akiba et al., 2019), using its Tree-structured Parzen Estimator sampler, over 40 trials with five-fold stratified cross-validation on the training customers. Each trial is scored by the mean area under the precision-recall curve (AUC-PR) of the five folds, each fold scored separately; AUC-PR is the metric most informative for a rare positive class. The search space follows Table 2.3 and covers n_estimators (100–500), max_depth (3–9), learning_rate (0.01–0.3, log scale), min_child_weight, subsample, colsample_bytree, gamma, reg_alpha and reg_lambda (0.001–10 and 0.01–20, log scale; the higher upper bounds allow the stronger regularisation that SMOTE-augmented data may need) and scale_pos_weight. The same search is run for the proposed pipeline and for standard XGBoost, so that both are optimised equally.</w:t>
       </w:r>
     </w:p>
     <w:p>
@@ -11908,7 +11908,22 @@
           <w:szCs w:val="24"/>
           <w:highlight w:val="yellow"/>
         </w:rPr>
-        <w:t xml:space="preserve">Each model's decision threshold is the one that maximises the F1-score on the validation set, never on the test set. Of the two XGBoost pipelines, the one with the higher validation AUC-PR is taken forward as the deployed model; this rule is fixed before the test set is scored.</w:t>
+        <w:t xml:space="preserve">Resampling and class weights inflate a model's raw scores: a model trained on one theft example for every two honest ones scores far more customers as likely thieves than the true 8.5% rate. Each model is therefore calibrated with Platt scaling (Platt, 1999), a logistic regression on the model's log-odds fitted on the validation customers. The calibration is monotone, so it changes neither the ranking of customers nor AUC-ROC and AUC-PR, but a calibrated 0.30 means that about 30 in 100 such customers were thieves. Calibration is checked with the Brier score, the log-loss and the expected calibration error, before and after calibration and on both the validation and the test customers, with isotonic regression reported for comparison.</w:t>
+      </w:r>
+    </w:p>
+    <w:p>
+      <w:pPr>
+        <w:spacing w:after="120" w:line="360"/>
+        <w:jc w:val="both"/>
+      </w:pPr>
+      <w:r>
+        <w:rPr>
+          <w:rFonts w:ascii="Times New Roman" w:cs="Times New Roman" w:eastAsia="Times New Roman" w:hAnsi="Times New Roman"/>
+          <w:sz w:val="24"/>
+          <w:szCs w:val="24"/>
+          <w:highlight w:val="yellow"/>
+        </w:rPr>
+        <w:t xml:space="preserve">Each model's decision threshold is the one that maximises the F1-score on its calibrated validation probabilities, never on the test set. Of the two XGBoost pipelines, the one with the higher validation AUC-PR is taken forward as the deployed model; this rule is fixed before the test set is scored.</w:t>
       </w:r>
     </w:p>
     <w:p>
@@ -12001,7 +12016,7 @@
           <w:szCs w:val="24"/>
           <w:highlight w:val="yellow"/>
         </w:rPr>
-        <w:t xml:space="preserve">Whether the differences between methods are real is tested statistically. All pipelines are refitted with their chosen settings in ten-fold stratified cross-validation on the training and validation customers, and the proposed pipeline is compared with each of the others by a paired t-test over the ten folds, at α = 0.05, with Holm's correction for the multiple comparisons (Holm, 1979); the Wilcoxon signed-rank test is reported as a check that does not assume normality. Marginal increases in recall that do not clear statistical significance are not presented as an advance; a large body of work on this topic has made that mistake.</w:t>
+        <w:t xml:space="preserve">Whether the differences between methods are real is tested statistically on the test customers, which every pipeline scores once, after all its settings were fixed on the training and validation customers. Because all pipelines score the same customers, the comparison is paired. A stratified bootstrap (Efron &amp; Tibshirani, 1993) resamples the test customers 10,000 times, thieves and honest customers separately so that each resample keeps the class ratio, and recomputes every metric of every pipeline on each resample. This gives a 95% confidence interval for each metric and for each difference between the proposed pipeline and another pipeline, with a two-sided p-value; Holm's correction (Holm, 1979) adjusts the p-values for the four comparisons of each metric, at α = 0.05. McNemar's exact test (McNemar, 1947) compares the flag decisions of two pipelines customer by customer. Cross-validation folds are not used for these tests: they reuse the customers that chose the hyperparameters and thresholds, and their training sets overlap, so their scores are not independent. Marginal increases in recall that do not clear statistical significance are not presented as an advance; a large body of work on this topic has made that mistake.</w:t>
       </w:r>
     </w:p>
     <w:p>
@@ -12078,7 +12093,7 @@
           <w:szCs w:val="24"/>
           <w:highlight w:val="yellow"/>
         </w:rPr>
-        <w:t xml:space="preserve">The deployment step is operationalised as a small-scale web application: a Python API service (FastAPI) that serves the model, with a browser-based operations console (React). The low-overhead implementation requires nothing more than a CPU to run. When an investigation officer uploads a customer's meter readings, the service cleans them and builds the features exactly as in training, scores every customer and produces a risk report as a downloadable PDF. The investigator does not have to understand how the model works: the console presents a ranked list of suspicious customers, and each case shows the theft probability and why the customer was flagged. Because the model provides a probability as well as a binary decision, field teams can choose the operating threshold that fits their inspection capacity, and every flagged customer becomes a case that moves from review to inspection to a confirmed or cleared outcome.</w:t>
+        <w:t xml:space="preserve">The deployment step is operationalised as a small-scale web application: a Python API service (FastAPI) that serves the model, with a browser-based operations console (React). The low-overhead implementation requires nothing more than a CPU to run. When an investigation officer uploads a customer's meter readings, the service cleans them and builds the features exactly as in training, scores every customer and produces a risk report as a downloadable PDF. The investigator does not have to understand how the model works: the console presents a ranked list of suspicious customers, and each case shows the calibrated theft probability and why the customer was flagged. Because the model provides a probability as well as a binary decision, field teams can choose the operating threshold that fits their inspection capacity and costs, judged on the validation customers, never on the test set. Every flagged customer becomes a case that moves from review to inspection to a confirmed or cleared outcome; only a supervisor can record the outcome, with the finding and a reference to the inspection evidence, and every action is recorded against the person who took it. The operational views never show the dataset's labels: the test-set evaluation is kept in a separate research view.</w:t>
       </w:r>
     </w:p>
     <w:p>
@@ -12123,7 +12138,7 @@
           <w:szCs w:val="24"/>
           <w:highlight w:val="yellow"/>
         </w:rPr>
-        <w:t xml:space="preserve">The shap and lime Python packages are used in the analysis environment. SHAP calculates contribution values from the model's internal structure (Lundberg &amp; Lee, 2017). LIME (Local Interpretable Model-Agnostic Explanations) is included as a secondary interpretability layer (Ribeiro et al., 2016). If SHAP and LIME produce different attributions for the same prediction (fewer than three of their five strongest features in common, or disagreement on the direction of the strongest one), the system flags the case for human review rather than presenting either explanation with false confidence.</w:t>
+        <w:t xml:space="preserve">The shap and lime Python packages are used in the analysis environment. SHAP calculates contribution values from the model's internal structure (Lundberg &amp; Lee, 2017). LIME (Local Interpretable Model-Agnostic Explanations) is included as a secondary interpretability layer (Ribeiro et al., 2016). If SHAP and LIME produce different attributions for the same prediction (fewer than three of their five strongest features in common, or disagreement on the direction of the strongest one), the system flags the case for human review rather than presenting either explanation with false confidence. Agreement between the two shows that the explanation is stable; it does not show that the explanation is causal, or that theft occurred.</w:t>
       </w:r>
       <w:r>
         <w:rPr>
@@ -12855,8 +12870,9 @@
           <w:rFonts w:ascii="Times New Roman" w:cs="Times New Roman" w:eastAsia="Times New Roman" w:hAnsi="Times New Roman"/>
           <w:sz w:val="24"/>
           <w:szCs w:val="24"/>
-        </w:rPr>
-        <w:t xml:space="preserve">Feng, X., Hui, H., Liang, Z., Guo, W., Que, H., Feng, H., ... &amp; Yao, Y. (2021). A novel deep learning-based ensemble model for electricity theft detection in smart grids. </w:t>
+          <w:highlight w:val="yellow"/>
+        </w:rPr>
+        <w:t xml:space="preserve">Efron, B., &amp; Tibshirani, R. J. (1993). </w:t>
       </w:r>
       <w:r>
         <w:rPr>
@@ -12865,16 +12881,18 @@
           <w:iCs/>
           <w:sz w:val="24"/>
           <w:szCs w:val="24"/>
-        </w:rPr>
-        <w:t xml:space="preserve">Energy, 230</w:t>
-      </w:r>
-      <w:r>
-        <w:rPr>
-          <w:rFonts w:ascii="Times New Roman" w:cs="Times New Roman" w:eastAsia="Times New Roman" w:hAnsi="Times New Roman"/>
-          <w:sz w:val="24"/>
-          <w:szCs w:val="24"/>
-        </w:rPr>
-        <w:t xml:space="preserve">, 120844.</w:t>
+          <w:highlight w:val="yellow"/>
+        </w:rPr>
+        <w:t xml:space="preserve">An introduction to the bootstrap</w:t>
+      </w:r>
+      <w:r>
+        <w:rPr>
+          <w:rFonts w:ascii="Times New Roman" w:cs="Times New Roman" w:eastAsia="Times New Roman" w:hAnsi="Times New Roman"/>
+          <w:sz w:val="24"/>
+          <w:szCs w:val="24"/>
+          <w:highlight w:val="yellow"/>
+        </w:rPr>
+        <w:t xml:space="preserve">. Chapman &amp; Hall/CRC.</w:t>
       </w:r>
     </w:p>
     <w:p>
@@ -12889,7 +12907,7 @@
           <w:sz w:val="24"/>
           <w:szCs w:val="24"/>
         </w:rPr>
-        <w:t xml:space="preserve">Friedman, J. H. (2001). Greedy function approximation: A gradient boosting machine. </w:t>
+        <w:t xml:space="preserve">Feng, X., Hui, H., Liang, Z., Guo, W., Que, H., Feng, H., ... &amp; Yao, Y. (2021). A novel deep learning-based ensemble model for electricity theft detection in smart grids. </w:t>
       </w:r>
       <w:r>
         <w:rPr>
@@ -12899,15 +12917,15 @@
           <w:sz w:val="24"/>
           <w:szCs w:val="24"/>
         </w:rPr>
-        <w:t xml:space="preserve">Annals of Statistics, 29</w:t>
-      </w:r>
-      <w:r>
-        <w:rPr>
-          <w:rFonts w:ascii="Times New Roman" w:cs="Times New Roman" w:eastAsia="Times New Roman" w:hAnsi="Times New Roman"/>
-          <w:sz w:val="24"/>
-          <w:szCs w:val="24"/>
-        </w:rPr>
-        <w:t xml:space="preserve">(5), 1189-1232.</w:t>
+        <w:t xml:space="preserve">Energy, 230</w:t>
+      </w:r>
+      <w:r>
+        <w:rPr>
+          <w:rFonts w:ascii="Times New Roman" w:cs="Times New Roman" w:eastAsia="Times New Roman" w:hAnsi="Times New Roman"/>
+          <w:sz w:val="24"/>
+          <w:szCs w:val="24"/>
+        </w:rPr>
+        <w:t xml:space="preserve">, 120844.</w:t>
       </w:r>
     </w:p>
     <w:p>
@@ -12922,7 +12940,7 @@
           <w:sz w:val="24"/>
           <w:szCs w:val="24"/>
         </w:rPr>
-        <w:t xml:space="preserve">Gao, Y., Foggo, B., &amp; Yu, N. (2020). A physically inspired data-driven model for electricity theft detection with smart meter data. </w:t>
+        <w:t xml:space="preserve">Friedman, J. H. (2001). Greedy function approximation: A gradient boosting machine. </w:t>
       </w:r>
       <w:r>
         <w:rPr>
@@ -12932,15 +12950,15 @@
           <w:sz w:val="24"/>
           <w:szCs w:val="24"/>
         </w:rPr>
-        <w:t xml:space="preserve">IEEE Transactions on Industrial Informatics, 17</w:t>
-      </w:r>
-      <w:r>
-        <w:rPr>
-          <w:rFonts w:ascii="Times New Roman" w:cs="Times New Roman" w:eastAsia="Times New Roman" w:hAnsi="Times New Roman"/>
-          <w:sz w:val="24"/>
-          <w:szCs w:val="24"/>
-        </w:rPr>
-        <w:t xml:space="preserve">(9), 6396-6406.</w:t>
+        <w:t xml:space="preserve">Annals of Statistics, 29</w:t>
+      </w:r>
+      <w:r>
+        <w:rPr>
+          <w:rFonts w:ascii="Times New Roman" w:cs="Times New Roman" w:eastAsia="Times New Roman" w:hAnsi="Times New Roman"/>
+          <w:sz w:val="24"/>
+          <w:szCs w:val="24"/>
+        </w:rPr>
+        <w:t xml:space="preserve">(5), 1189-1232.</w:t>
       </w:r>
     </w:p>
     <w:p>
@@ -12955,7 +12973,7 @@
           <w:sz w:val="24"/>
           <w:szCs w:val="24"/>
         </w:rPr>
-        <w:t xml:space="preserve">Hastie, T., Tibshirani, R., &amp; Friedman, J. (2009). </w:t>
+        <w:t xml:space="preserve">Gao, Y., Foggo, B., &amp; Yu, N. (2020). A physically inspired data-driven model for electricity theft detection with smart meter data. </w:t>
       </w:r>
       <w:r>
         <w:rPr>
@@ -12965,15 +12983,15 @@
           <w:sz w:val="24"/>
           <w:szCs w:val="24"/>
         </w:rPr>
-        <w:t xml:space="preserve">The elements of statistical learning: Data mining, inference, and prediction</w:t>
-      </w:r>
-      <w:r>
-        <w:rPr>
-          <w:rFonts w:ascii="Times New Roman" w:cs="Times New Roman" w:eastAsia="Times New Roman" w:hAnsi="Times New Roman"/>
-          <w:sz w:val="24"/>
-          <w:szCs w:val="24"/>
-        </w:rPr>
-        <w:t xml:space="preserve"> (2nd ed.). Springer.</w:t>
+        <w:t xml:space="preserve">IEEE Transactions on Industrial Informatics, 17</w:t>
+      </w:r>
+      <w:r>
+        <w:rPr>
+          <w:rFonts w:ascii="Times New Roman" w:cs="Times New Roman" w:eastAsia="Times New Roman" w:hAnsi="Times New Roman"/>
+          <w:sz w:val="24"/>
+          <w:szCs w:val="24"/>
+        </w:rPr>
+        <w:t xml:space="preserve">(9), 6396-6406.</w:t>
       </w:r>
     </w:p>
     <w:p>
@@ -12988,7 +13006,7 @@
           <w:sz w:val="24"/>
           <w:szCs w:val="24"/>
         </w:rPr>
-        <w:t xml:space="preserve">He, H., &amp; Garcia, E. A. (2009). Learning from imbalanced data. </w:t>
+        <w:t xml:space="preserve">Hastie, T., Tibshirani, R., &amp; Friedman, J. (2009). </w:t>
       </w:r>
       <w:r>
         <w:rPr>
@@ -12998,15 +13016,15 @@
           <w:sz w:val="24"/>
           <w:szCs w:val="24"/>
         </w:rPr>
-        <w:t xml:space="preserve">IEEE Transactions on Knowledge and Data Engineering, 21</w:t>
-      </w:r>
-      <w:r>
-        <w:rPr>
-          <w:rFonts w:ascii="Times New Roman" w:cs="Times New Roman" w:eastAsia="Times New Roman" w:hAnsi="Times New Roman"/>
-          <w:sz w:val="24"/>
-          <w:szCs w:val="24"/>
-        </w:rPr>
-        <w:t xml:space="preserve">(9), 1263-1284.</w:t>
+        <w:t xml:space="preserve">The elements of statistical learning: Data mining, inference, and prediction</w:t>
+      </w:r>
+      <w:r>
+        <w:rPr>
+          <w:rFonts w:ascii="Times New Roman" w:cs="Times New Roman" w:eastAsia="Times New Roman" w:hAnsi="Times New Roman"/>
+          <w:sz w:val="24"/>
+          <w:szCs w:val="24"/>
+        </w:rPr>
+        <w:t xml:space="preserve"> (2nd ed.). Springer.</w:t>
       </w:r>
     </w:p>
     <w:p>
@@ -13020,9 +13038,8 @@
           <w:rFonts w:ascii="Times New Roman" w:cs="Times New Roman" w:eastAsia="Times New Roman" w:hAnsi="Times New Roman"/>
           <w:sz w:val="24"/>
           <w:szCs w:val="24"/>
-          <w:highlight w:val="yellow"/>
-        </w:rPr>
-        <w:t xml:space="preserve">Holm, S. (1979). A simple sequentially rejective multiple test procedure. </w:t>
+        </w:rPr>
+        <w:t xml:space="preserve">He, H., &amp; Garcia, E. A. (2009). Learning from imbalanced data. </w:t>
       </w:r>
       <w:r>
         <w:rPr>
@@ -13031,18 +13048,16 @@
           <w:iCs/>
           <w:sz w:val="24"/>
           <w:szCs w:val="24"/>
-          <w:highlight w:val="yellow"/>
-        </w:rPr>
-        <w:t xml:space="preserve">Scandinavian Journal of Statistics, 6</w:t>
-      </w:r>
-      <w:r>
-        <w:rPr>
-          <w:rFonts w:ascii="Times New Roman" w:cs="Times New Roman" w:eastAsia="Times New Roman" w:hAnsi="Times New Roman"/>
-          <w:sz w:val="24"/>
-          <w:szCs w:val="24"/>
-          <w:highlight w:val="yellow"/>
-        </w:rPr>
-        <w:t xml:space="preserve">(2), 65-70.</w:t>
+        </w:rPr>
+        <w:t xml:space="preserve">IEEE Transactions on Knowledge and Data Engineering, 21</w:t>
+      </w:r>
+      <w:r>
+        <w:rPr>
+          <w:rFonts w:ascii="Times New Roman" w:cs="Times New Roman" w:eastAsia="Times New Roman" w:hAnsi="Times New Roman"/>
+          <w:sz w:val="24"/>
+          <w:szCs w:val="24"/>
+        </w:rPr>
+        <w:t xml:space="preserve">(9), 1263-1284.</w:t>
       </w:r>
     </w:p>
     <w:p>
@@ -13056,8 +13071,9 @@
           <w:rFonts w:ascii="Times New Roman" w:cs="Times New Roman" w:eastAsia="Times New Roman" w:hAnsi="Times New Roman"/>
           <w:sz w:val="24"/>
           <w:szCs w:val="24"/>
-        </w:rPr>
-        <w:t xml:space="preserve">International Energy Agency. (2023). </w:t>
+          <w:highlight w:val="yellow"/>
+        </w:rPr>
+        <w:t xml:space="preserve">Holm, S. (1979). A simple sequentially rejective multiple test procedure. </w:t>
       </w:r>
       <w:r>
         <w:rPr>
@@ -13066,16 +13082,18 @@
           <w:iCs/>
           <w:sz w:val="24"/>
           <w:szCs w:val="24"/>
-        </w:rPr>
-        <w:t xml:space="preserve">World Energy Investment 2023</w:t>
-      </w:r>
-      <w:r>
-        <w:rPr>
-          <w:rFonts w:ascii="Times New Roman" w:cs="Times New Roman" w:eastAsia="Times New Roman" w:hAnsi="Times New Roman"/>
-          <w:sz w:val="24"/>
-          <w:szCs w:val="24"/>
-        </w:rPr>
-        <w:t xml:space="preserve">. IEA Publications.</w:t>
+          <w:highlight w:val="yellow"/>
+        </w:rPr>
+        <w:t xml:space="preserve">Scandinavian Journal of Statistics, 6</w:t>
+      </w:r>
+      <w:r>
+        <w:rPr>
+          <w:rFonts w:ascii="Times New Roman" w:cs="Times New Roman" w:eastAsia="Times New Roman" w:hAnsi="Times New Roman"/>
+          <w:sz w:val="24"/>
+          <w:szCs w:val="24"/>
+          <w:highlight w:val="yellow"/>
+        </w:rPr>
+        <w:t xml:space="preserve">(2), 65-70.</w:t>
       </w:r>
     </w:p>
     <w:p>
@@ -13090,7 +13108,7 @@
           <w:sz w:val="24"/>
           <w:szCs w:val="24"/>
         </w:rPr>
-        <w:t xml:space="preserve">Kenya Power and Lighting Company. (2023). </w:t>
+        <w:t xml:space="preserve">International Energy Agency. (2023). </w:t>
       </w:r>
       <w:r>
         <w:rPr>
@@ -13100,15 +13118,15 @@
           <w:sz w:val="24"/>
           <w:szCs w:val="24"/>
         </w:rPr>
-        <w:t xml:space="preserve">Annual Report and Financial Statements 2022/2023</w:t>
-      </w:r>
-      <w:r>
-        <w:rPr>
-          <w:rFonts w:ascii="Times New Roman" w:cs="Times New Roman" w:eastAsia="Times New Roman" w:hAnsi="Times New Roman"/>
-          <w:sz w:val="24"/>
-          <w:szCs w:val="24"/>
-        </w:rPr>
-        <w:t xml:space="preserve">. KPLC.</w:t>
+        <w:t xml:space="preserve">World Energy Investment 2023</w:t>
+      </w:r>
+      <w:r>
+        <w:rPr>
+          <w:rFonts w:ascii="Times New Roman" w:cs="Times New Roman" w:eastAsia="Times New Roman" w:hAnsi="Times New Roman"/>
+          <w:sz w:val="24"/>
+          <w:szCs w:val="24"/>
+        </w:rPr>
+        <w:t xml:space="preserve">. IEA Publications.</w:t>
       </w:r>
     </w:p>
     <w:p>
@@ -13122,9 +13140,8 @@
           <w:rFonts w:ascii="Times New Roman" w:cs="Times New Roman" w:eastAsia="Times New Roman" w:hAnsi="Times New Roman"/>
           <w:sz w:val="24"/>
           <w:szCs w:val="24"/>
-          <w:highlight w:val="yellow"/>
-        </w:rPr>
-        <w:t xml:space="preserve">Lemaître, G., Nogueira, F., &amp; Aridas, C. K. (2017). Imbalanced-learn: A Python toolbox to tackle the curse of imbalanced datasets in machine learning. </w:t>
+        </w:rPr>
+        <w:t xml:space="preserve">Kenya Power and Lighting Company. (2023). </w:t>
       </w:r>
       <w:r>
         <w:rPr>
@@ -13133,18 +13150,16 @@
           <w:iCs/>
           <w:sz w:val="24"/>
           <w:szCs w:val="24"/>
-          <w:highlight w:val="yellow"/>
-        </w:rPr>
-        <w:t xml:space="preserve">Journal of Machine Learning Research, 18</w:t>
-      </w:r>
-      <w:r>
-        <w:rPr>
-          <w:rFonts w:ascii="Times New Roman" w:cs="Times New Roman" w:eastAsia="Times New Roman" w:hAnsi="Times New Roman"/>
-          <w:sz w:val="24"/>
-          <w:szCs w:val="24"/>
-          <w:highlight w:val="yellow"/>
-        </w:rPr>
-        <w:t xml:space="preserve">(17), 1-5.</w:t>
+        </w:rPr>
+        <w:t xml:space="preserve">Annual Report and Financial Statements 2022/2023</w:t>
+      </w:r>
+      <w:r>
+        <w:rPr>
+          <w:rFonts w:ascii="Times New Roman" w:cs="Times New Roman" w:eastAsia="Times New Roman" w:hAnsi="Times New Roman"/>
+          <w:sz w:val="24"/>
+          <w:szCs w:val="24"/>
+        </w:rPr>
+        <w:t xml:space="preserve">. KPLC.</w:t>
       </w:r>
     </w:p>
     <w:p>
@@ -13158,8 +13173,9 @@
           <w:rFonts w:ascii="Times New Roman" w:cs="Times New Roman" w:eastAsia="Times New Roman" w:hAnsi="Times New Roman"/>
           <w:sz w:val="24"/>
           <w:szCs w:val="24"/>
-        </w:rPr>
-        <w:t xml:space="preserve">Li, S., Han, Y., Yao, X., Yingchen, S., Wang, J., &amp; Zhao, Q. (2019). Electricity theft detection in power grids with deep learning and random forests. </w:t>
+          <w:highlight w:val="yellow"/>
+        </w:rPr>
+        <w:t xml:space="preserve">Lemaître, G., Nogueira, F., &amp; Aridas, C. K. (2017). Imbalanced-learn: A Python toolbox to tackle the curse of imbalanced datasets in machine learning. </w:t>
       </w:r>
       <w:r>
         <w:rPr>
@@ -13168,16 +13184,18 @@
           <w:iCs/>
           <w:sz w:val="24"/>
           <w:szCs w:val="24"/>
-        </w:rPr>
-        <w:t xml:space="preserve">Journal of Electrical and Computer Engineering, 2019</w:t>
-      </w:r>
-      <w:r>
-        <w:rPr>
-          <w:rFonts w:ascii="Times New Roman" w:cs="Times New Roman" w:eastAsia="Times New Roman" w:hAnsi="Times New Roman"/>
-          <w:sz w:val="24"/>
-          <w:szCs w:val="24"/>
-        </w:rPr>
-        <w:t xml:space="preserve">, Article ID 4136874.</w:t>
+          <w:highlight w:val="yellow"/>
+        </w:rPr>
+        <w:t xml:space="preserve">Journal of Machine Learning Research, 18</w:t>
+      </w:r>
+      <w:r>
+        <w:rPr>
+          <w:rFonts w:ascii="Times New Roman" w:cs="Times New Roman" w:eastAsia="Times New Roman" w:hAnsi="Times New Roman"/>
+          <w:sz w:val="24"/>
+          <w:szCs w:val="24"/>
+          <w:highlight w:val="yellow"/>
+        </w:rPr>
+        <w:t xml:space="preserve">(17), 1-5.</w:t>
       </w:r>
     </w:p>
     <w:p>
@@ -13191,9 +13209,8 @@
           <w:rFonts w:ascii="Times New Roman" w:cs="Times New Roman" w:eastAsia="Times New Roman" w:hAnsi="Times New Roman"/>
           <w:sz w:val="24"/>
           <w:szCs w:val="24"/>
-          <w:highlight w:val="yellow"/>
-        </w:rPr>
-        <w:t xml:space="preserve">Lundberg, S. M., &amp; Lee, S.-I. (2017). A unified approach to interpreting model predictions. In </w:t>
+        </w:rPr>
+        <w:t xml:space="preserve">Li, S., Han, Y., Yao, X., Yingchen, S., Wang, J., &amp; Zhao, Q. (2019). Electricity theft detection in power grids with deep learning and random forests. </w:t>
       </w:r>
       <w:r>
         <w:rPr>
@@ -13202,18 +13219,16 @@
           <w:iCs/>
           <w:sz w:val="24"/>
           <w:szCs w:val="24"/>
-          <w:highlight w:val="yellow"/>
-        </w:rPr>
-        <w:t xml:space="preserve">Advances in Neural Information Processing Systems 30</w:t>
-      </w:r>
-      <w:r>
-        <w:rPr>
-          <w:rFonts w:ascii="Times New Roman" w:cs="Times New Roman" w:eastAsia="Times New Roman" w:hAnsi="Times New Roman"/>
-          <w:sz w:val="24"/>
-          <w:szCs w:val="24"/>
-          <w:highlight w:val="yellow"/>
-        </w:rPr>
-        <w:t xml:space="preserve"> (pp. 4765-4774).</w:t>
+        </w:rPr>
+        <w:t xml:space="preserve">Journal of Electrical and Computer Engineering, 2019</w:t>
+      </w:r>
+      <w:r>
+        <w:rPr>
+          <w:rFonts w:ascii="Times New Roman" w:cs="Times New Roman" w:eastAsia="Times New Roman" w:hAnsi="Times New Roman"/>
+          <w:sz w:val="24"/>
+          <w:szCs w:val="24"/>
+        </w:rPr>
+        <w:t xml:space="preserve">, Article ID 4136874.</w:t>
       </w:r>
     </w:p>
     <w:p>
@@ -13227,8 +13242,9 @@
           <w:rFonts w:ascii="Times New Roman" w:cs="Times New Roman" w:eastAsia="Times New Roman" w:hAnsi="Times New Roman"/>
           <w:sz w:val="24"/>
           <w:szCs w:val="24"/>
-        </w:rPr>
-        <w:t xml:space="preserve">Nagi, J., Yap, K. S., Tiong, S. K., Ahmed, S. K., &amp; Mohamad, M. (2011). Nontechnical loss detection for metered customers in a power utility using support vector machines. </w:t>
+          <w:highlight w:val="yellow"/>
+        </w:rPr>
+        <w:t xml:space="preserve">Lundberg, S. M., &amp; Lee, S.-I. (2017). A unified approach to interpreting model predictions. In </w:t>
       </w:r>
       <w:r>
         <w:rPr>
@@ -13237,6 +13253,77 @@
           <w:iCs/>
           <w:sz w:val="24"/>
           <w:szCs w:val="24"/>
+          <w:highlight w:val="yellow"/>
+        </w:rPr>
+        <w:t xml:space="preserve">Advances in Neural Information Processing Systems 30</w:t>
+      </w:r>
+      <w:r>
+        <w:rPr>
+          <w:rFonts w:ascii="Times New Roman" w:cs="Times New Roman" w:eastAsia="Times New Roman" w:hAnsi="Times New Roman"/>
+          <w:sz w:val="24"/>
+          <w:szCs w:val="24"/>
+          <w:highlight w:val="yellow"/>
+        </w:rPr>
+        <w:t xml:space="preserve"> (pp. 4765-4774).</w:t>
+      </w:r>
+    </w:p>
+    <w:p>
+      <w:pPr>
+        <w:spacing w:after="120" w:line="360"/>
+        <w:ind w:left="720" w:hanging="720"/>
+        <w:jc w:val="left"/>
+      </w:pPr>
+      <w:r>
+        <w:rPr>
+          <w:rFonts w:ascii="Times New Roman" w:cs="Times New Roman" w:eastAsia="Times New Roman" w:hAnsi="Times New Roman"/>
+          <w:sz w:val="24"/>
+          <w:szCs w:val="24"/>
+          <w:highlight w:val="yellow"/>
+        </w:rPr>
+        <w:t xml:space="preserve">McNemar, Q. (1947). Note on the sampling error of the difference between correlated proportions or percentages. </w:t>
+      </w:r>
+      <w:r>
+        <w:rPr>
+          <w:rFonts w:ascii="Times New Roman" w:cs="Times New Roman" w:eastAsia="Times New Roman" w:hAnsi="Times New Roman"/>
+          <w:i/>
+          <w:iCs/>
+          <w:sz w:val="24"/>
+          <w:szCs w:val="24"/>
+          <w:highlight w:val="yellow"/>
+        </w:rPr>
+        <w:t xml:space="preserve">Psychometrika, 12</w:t>
+      </w:r>
+      <w:r>
+        <w:rPr>
+          <w:rFonts w:ascii="Times New Roman" w:cs="Times New Roman" w:eastAsia="Times New Roman" w:hAnsi="Times New Roman"/>
+          <w:sz w:val="24"/>
+          <w:szCs w:val="24"/>
+          <w:highlight w:val="yellow"/>
+        </w:rPr>
+        <w:t xml:space="preserve">(2), 153-157.</w:t>
+      </w:r>
+    </w:p>
+    <w:p>
+      <w:pPr>
+        <w:spacing w:after="120" w:line="360"/>
+        <w:ind w:left="720" w:hanging="720"/>
+        <w:jc w:val="left"/>
+      </w:pPr>
+      <w:r>
+        <w:rPr>
+          <w:rFonts w:ascii="Times New Roman" w:cs="Times New Roman" w:eastAsia="Times New Roman" w:hAnsi="Times New Roman"/>
+          <w:sz w:val="24"/>
+          <w:szCs w:val="24"/>
+        </w:rPr>
+        <w:t xml:space="preserve">Nagi, J., Yap, K. S., Tiong, S. K., Ahmed, S. K., &amp; Mohamad, M. (2011). Nontechnical loss detection for metered customers in a power utility using support vector machines. </w:t>
+      </w:r>
+      <w:r>
+        <w:rPr>
+          <w:rFonts w:ascii="Times New Roman" w:cs="Times New Roman" w:eastAsia="Times New Roman" w:hAnsi="Times New Roman"/>
+          <w:i/>
+          <w:iCs/>
+          <w:sz w:val="24"/>
+          <w:szCs w:val="24"/>
         </w:rPr>
         <w:t xml:space="preserve">IEEE Transactions on Power Delivery, 26</w:t>
       </w:r>
@@ -13247,6 +13334,42 @@
           <w:szCs w:val="24"/>
         </w:rPr>
         <w:t xml:space="preserve">(2), 1162-1171.</w:t>
+      </w:r>
+    </w:p>
+    <w:p>
+      <w:pPr>
+        <w:spacing w:after="120" w:line="360"/>
+        <w:ind w:left="720" w:hanging="720"/>
+        <w:jc w:val="left"/>
+      </w:pPr>
+      <w:r>
+        <w:rPr>
+          <w:rFonts w:ascii="Times New Roman" w:cs="Times New Roman" w:eastAsia="Times New Roman" w:hAnsi="Times New Roman"/>
+          <w:sz w:val="24"/>
+          <w:szCs w:val="24"/>
+          <w:highlight w:val="yellow"/>
+        </w:rPr>
+        <w:t xml:space="preserve">Platt, J. C. (1999). Probabilistic outputs for support vector machines and comparisons to regularized likelihood methods. In A. J. Smola, P. Bartlett, B. Schölkopf, &amp; D. Schuurmans (Eds.), </w:t>
+      </w:r>
+      <w:r>
+        <w:rPr>
+          <w:rFonts w:ascii="Times New Roman" w:cs="Times New Roman" w:eastAsia="Times New Roman" w:hAnsi="Times New Roman"/>
+          <w:i/>
+          <w:iCs/>
+          <w:sz w:val="24"/>
+          <w:szCs w:val="24"/>
+          <w:highlight w:val="yellow"/>
+        </w:rPr>
+        <w:t xml:space="preserve">Advances in large margin classifiers</w:t>
+      </w:r>
+      <w:r>
+        <w:rPr>
+          <w:rFonts w:ascii="Times New Roman" w:cs="Times New Roman" w:eastAsia="Times New Roman" w:hAnsi="Times New Roman"/>
+          <w:sz w:val="24"/>
+          <w:szCs w:val="24"/>
+          <w:highlight w:val="yellow"/>
+        </w:rPr>
+        <w:t xml:space="preserve"> (pp. 61-74). MIT Press.</w:t>
       </w:r>
     </w:p>
     <w:p>
